--- a/_Studying(5th_sem)/MathLogicAndAlghorithmsTheory/17.11.2025.docx
+++ b/_Studying(5th_sem)/MathLogicAndAlghorithmsTheory/17.11.2025.docx
@@ -73,7 +73,15 @@
         <w:t xml:space="preserve">красная, </w:t>
       </w:r>
       <w:r>
-        <w:t>либо пампская.</w:t>
+        <w:t xml:space="preserve">либо </w:t>
+      </w:r>
+      <w:proofErr w:type="spellStart"/>
+      <w:r>
+        <w:t>пампская</w:t>
+      </w:r>
+      <w:proofErr w:type="spellEnd"/>
+      <w:r>
+        <w:t>.</w:t>
       </w:r>
     </w:p>
     <w:p>
@@ -101,7 +109,15 @@
         <w:t xml:space="preserve">Раса </w:t>
       </w:r>
       <w:r>
-        <w:t>– либо желтая, либо белая, либо черная, либо американская, либо красная, либо пампская.</w:t>
+        <w:t xml:space="preserve">– либо желтая, либо белая, либо черная, либо американская, либо красная, либо </w:t>
+      </w:r>
+      <w:proofErr w:type="spellStart"/>
+      <w:r>
+        <w:t>пампская</w:t>
+      </w:r>
+      <w:proofErr w:type="spellEnd"/>
+      <w:r>
+        <w:t>.</w:t>
       </w:r>
     </w:p>
     <w:p>
@@ -140,7 +156,6 @@
         <w:rPr>
           <w:b/>
           <w:bCs/>
-          <w:lang w:val="en-US"/>
         </w:rPr>
       </w:pPr>
       <w:r>
@@ -154,47 +169,25 @@
         <w:rPr>
           <w:b/>
           <w:bCs/>
-          <w:lang w:val="en-US"/>
-        </w:rPr>
-        <w:t xml:space="preserve"> ponendo tollens</w:t>
-      </w:r>
-    </w:p>
-    <w:p>
-      <w:r>
-        <w:t xml:space="preserve">Сия рука есть </w:t>
-      </w:r>
-      <w:r>
-        <w:t xml:space="preserve">не </w:t>
-      </w:r>
-      <w:r>
-        <w:t>левая.</w:t>
-      </w:r>
-    </w:p>
-    <w:p>
-      <w:r>
-        <w:t xml:space="preserve">Сия рука есть </w:t>
-      </w:r>
-      <w:r>
-        <w:t>правая</w:t>
-      </w:r>
-      <w:r>
-        <w:t>.</w:t>
-      </w:r>
-    </w:p>
-    <w:p>
-      <w:pPr>
+        </w:rPr>
+        <w:t xml:space="preserve"> </w:t>
+      </w:r>
+      <w:proofErr w:type="spellStart"/>
+      <w:r>
         <w:rPr>
           <w:b/>
           <w:bCs/>
           <w:lang w:val="en-US"/>
         </w:rPr>
-      </w:pPr>
+        <w:t>ponendo</w:t>
+      </w:r>
+      <w:proofErr w:type="spellEnd"/>
       <w:r>
         <w:rPr>
           <w:b/>
           <w:bCs/>
         </w:rPr>
-        <w:t xml:space="preserve">Модус </w:t>
+        <w:t xml:space="preserve"> </w:t>
       </w:r>
       <w:r>
         <w:rPr>
@@ -202,12 +195,21 @@
           <w:bCs/>
           <w:lang w:val="en-US"/>
         </w:rPr>
-        <w:t>tollendo ponens</w:t>
-      </w:r>
-    </w:p>
-    <w:p>
-      <w:pPr>
-        <w:jc w:val="center"/>
+        <w:t>tollens</w:t>
+      </w:r>
+    </w:p>
+    <w:p>
+      <w:r>
+        <w:t>Сия рука есть не левая.</w:t>
+      </w:r>
+    </w:p>
+    <w:p>
+      <w:r>
+        <w:t>Сия рука есть правая.</w:t>
+      </w:r>
+    </w:p>
+    <w:p>
+      <w:pPr>
         <w:rPr>
           <w:b/>
           <w:bCs/>
@@ -218,44 +220,98 @@
           <w:b/>
           <w:bCs/>
         </w:rPr>
+        <w:t xml:space="preserve">Модус </w:t>
+      </w:r>
+      <w:proofErr w:type="spellStart"/>
+      <w:r>
+        <w:rPr>
+          <w:b/>
+          <w:bCs/>
+          <w:lang w:val="en-US"/>
+        </w:rPr>
+        <w:t>tollendo</w:t>
+      </w:r>
+      <w:proofErr w:type="spellEnd"/>
+      <w:r>
+        <w:rPr>
+          <w:b/>
+          <w:bCs/>
+        </w:rPr>
+        <w:t xml:space="preserve"> </w:t>
+      </w:r>
+      <w:r>
+        <w:rPr>
+          <w:b/>
+          <w:bCs/>
+          <w:lang w:val="en-US"/>
+        </w:rPr>
+        <w:t>ponens</w:t>
+      </w:r>
+    </w:p>
+    <w:p>
+      <w:pPr>
+        <w:jc w:val="center"/>
+        <w:rPr>
+          <w:b/>
+          <w:bCs/>
+        </w:rPr>
+      </w:pPr>
+      <w:r>
+        <w:rPr>
+          <w:b/>
+          <w:bCs/>
+        </w:rPr>
         <w:t>Чисто условный силлогизм</w:t>
       </w:r>
     </w:p>
     <w:p>
-      <w:pPr>
-        <w:rPr>
-          <w:lang w:val="en-US"/>
-        </w:rPr>
-      </w:pPr>
       <w:r>
         <w:t>Если</w:t>
       </w:r>
       <w:r>
-        <w:rPr>
-          <w:lang w:val="en-US"/>
-        </w:rPr>
         <w:t xml:space="preserve"> </w:t>
       </w:r>
       <w:r>
         <w:rPr>
           <w:lang w:val="en-US"/>
         </w:rPr>
-        <w:t xml:space="preserve">S1-P1, </w:t>
+        <w:t>S</w:t>
+      </w:r>
+      <w:r>
+        <w:t>1-</w:t>
+      </w:r>
+      <w:r>
+        <w:rPr>
+          <w:lang w:val="en-US"/>
+        </w:rPr>
+        <w:t>P</w:t>
+      </w:r>
+      <w:r>
+        <w:t xml:space="preserve">1, </w:t>
       </w:r>
       <w:r>
         <w:t>то</w:t>
       </w:r>
       <w:r>
-        <w:rPr>
-          <w:lang w:val="en-US"/>
-        </w:rPr>
         <w:t xml:space="preserve"> </w:t>
       </w:r>
       <w:r>
         <w:rPr>
           <w:lang w:val="en-US"/>
         </w:rPr>
-        <w:t>S2-P2</w:t>
+        <w:t>S</w:t>
+      </w:r>
+      <w:r>
+        <w:t>2-</w:t>
+      </w:r>
+      <w:r>
+        <w:rPr>
+          <w:lang w:val="en-US"/>
+        </w:rPr>
+        <w:t>P</w:t>
+      </w:r>
+      <w:r>
+        <w:t>2</w:t>
       </w:r>
     </w:p>
     <w:p>
@@ -405,7 +461,15 @@
         <w:pStyle w:val="a7"/>
       </w:pPr>
       <w:r>
-        <w:t xml:space="preserve">вывод: Если </w:t>
+        <w:t>вывод</w:t>
+      </w:r>
+      <w:proofErr w:type="gramStart"/>
+      <w:r>
+        <w:t>: Если</w:t>
+      </w:r>
+      <w:proofErr w:type="gramEnd"/>
+      <w:r>
+        <w:t xml:space="preserve"> </w:t>
       </w:r>
       <w:r>
         <w:rPr>
@@ -536,7 +600,15 @@
         <w:pStyle w:val="a7"/>
       </w:pPr>
       <w:r>
-        <w:t xml:space="preserve">вывод: Если </w:t>
+        <w:t>вывод</w:t>
+      </w:r>
+      <w:proofErr w:type="gramStart"/>
+      <w:r>
+        <w:t>: Если</w:t>
+      </w:r>
+      <w:proofErr w:type="gramEnd"/>
+      <w:r>
+        <w:t xml:space="preserve"> </w:t>
       </w:r>
       <w:r>
         <w:rPr>
@@ -619,22 +691,12 @@
       </w:r>
     </w:p>
     <w:p>
-      <w:pPr>
-        <w:rPr>
-          <w:lang w:val="en-US"/>
-        </w:rPr>
-      </w:pPr>
       <w:r>
         <w:lastRenderedPageBreak/>
         <w:t>1. А</w:t>
       </w:r>
     </w:p>
     <w:p>
-      <w:pPr>
-        <w:rPr>
-          <w:lang w:val="en-US"/>
-        </w:rPr>
-      </w:pPr>
       <w:r>
         <w:t xml:space="preserve">вывод: </w:t>
       </w:r>
@@ -650,7 +712,6 @@
         <w:rPr>
           <w:b/>
           <w:bCs/>
-          <w:lang w:val="en-US"/>
         </w:rPr>
       </w:pPr>
       <w:r>
@@ -670,11 +731,6 @@
       </w:r>
     </w:p>
     <w:p>
-      <w:pPr>
-        <w:rPr>
-          <w:lang w:val="en-US"/>
-        </w:rPr>
-      </w:pPr>
       <w:r>
         <w:t>2. не А</w:t>
       </w:r>
@@ -752,7 +808,6 @@
         <w:rPr>
           <w:b/>
           <w:bCs/>
-          <w:lang w:val="en-US"/>
         </w:rPr>
       </w:pPr>
       <w:r>
@@ -772,11 +827,6 @@
       </w:r>
     </w:p>
     <w:p>
-      <w:pPr>
-        <w:rPr>
-          <w:lang w:val="en-US"/>
-        </w:rPr>
-      </w:pPr>
       <w:r>
         <w:t xml:space="preserve">Если </w:t>
       </w:r>
@@ -842,18 +892,15 @@
         <w:rPr>
           <w:lang w:val="en-US"/>
         </w:rPr>
-        <w:t xml:space="preserve">B </w:t>
-      </w:r>
-      <w:r>
-        <w:rPr>
-          <w:lang w:val="en-US"/>
-        </w:rPr>
+        <w:t>B</w:t>
+      </w:r>
+      <w:r>
+        <w:t xml:space="preserve"> </w:t>
+      </w:r>
+      <w:r>
         <w:t>–</w:t>
       </w:r>
       <w:r>
-        <w:rPr>
-          <w:lang w:val="en-US"/>
-        </w:rPr>
         <w:t xml:space="preserve"> </w:t>
       </w:r>
       <w:r>
@@ -885,18 +932,15 @@
         <w:rPr>
           <w:lang w:val="en-US"/>
         </w:rPr>
-        <w:t xml:space="preserve">D </w:t>
-      </w:r>
-      <w:r>
-        <w:rPr>
-          <w:lang w:val="en-US"/>
-        </w:rPr>
+        <w:t>D</w:t>
+      </w:r>
+      <w:r>
+        <w:t xml:space="preserve"> </w:t>
+      </w:r>
+      <w:r>
         <w:t>–</w:t>
       </w:r>
       <w:r>
-        <w:rPr>
-          <w:lang w:val="en-US"/>
-        </w:rPr>
         <w:t xml:space="preserve"> </w:t>
       </w:r>
       <w:r>
@@ -907,11 +951,6 @@
       </w:r>
     </w:p>
     <w:p>
-      <w:pPr>
-        <w:rPr>
-          <w:lang w:val="en-US"/>
-        </w:rPr>
-      </w:pPr>
       <w:r>
         <w:t xml:space="preserve">Либо </w:t>
       </w:r>
@@ -919,7 +958,10 @@
         <w:rPr>
           <w:lang w:val="en-US"/>
         </w:rPr>
-        <w:t xml:space="preserve">A, </w:t>
+        <w:t>A</w:t>
+      </w:r>
+      <w:r>
+        <w:t xml:space="preserve">, </w:t>
       </w:r>
       <w:r>
         <w:t xml:space="preserve">либо </w:t>
@@ -932,11 +974,6 @@
       </w:r>
     </w:p>
     <w:p>
-      <w:pPr>
-        <w:rPr>
-          <w:lang w:val="en-US"/>
-        </w:rPr>
-      </w:pPr>
       <w:r>
         <w:t xml:space="preserve">Либо </w:t>
       </w:r>
@@ -944,7 +981,10 @@
         <w:rPr>
           <w:lang w:val="en-US"/>
         </w:rPr>
-        <w:t xml:space="preserve">B, </w:t>
+        <w:t>B</w:t>
+      </w:r>
+      <w:r>
+        <w:t xml:space="preserve">, </w:t>
       </w:r>
       <w:r>
         <w:t xml:space="preserve">либо </w:t>
@@ -964,15 +1004,15 @@
         <w:rPr>
           <w:lang w:val="en-US"/>
         </w:rPr>
-        <w:t>ponens (</w:t>
+        <w:t>ponens</w:t>
+      </w:r>
+      <w:r>
+        <w:t xml:space="preserve"> (</w:t>
       </w:r>
       <w:r>
         <w:t>конструктивный</w:t>
       </w:r>
       <w:r>
-        <w:rPr>
-          <w:lang w:val="en-US"/>
-        </w:rPr>
         <w:t>)</w:t>
       </w:r>
     </w:p>
@@ -993,11 +1033,6 @@
       </w:r>
     </w:p>
     <w:p>
-      <w:pPr>
-        <w:rPr>
-          <w:lang w:val="en-US"/>
-        </w:rPr>
-      </w:pPr>
       <w:r>
         <w:t xml:space="preserve">Либо не </w:t>
       </w:r>
@@ -1021,11 +1056,6 @@
       </w:r>
     </w:p>
     <w:p>
-      <w:pPr>
-        <w:rPr>
-          <w:lang w:val="en-US"/>
-        </w:rPr>
-      </w:pPr>
       <w:r>
         <w:t xml:space="preserve">Либо не </w:t>
       </w:r>
@@ -1068,11 +1098,6 @@
       </w:r>
     </w:p>
     <w:p>
-      <w:pPr>
-        <w:rPr>
-          <w:lang w:val="en-US"/>
-        </w:rPr>
-      </w:pPr>
       <w:r>
         <w:t xml:space="preserve">Если </w:t>
       </w:r>
@@ -1094,11 +1119,16 @@
         </w:rPr>
         <w:t>E</w:t>
       </w:r>
+      <w:proofErr w:type="gramStart"/>
       <w:r>
         <w:t xml:space="preserve">, </w:t>
       </w:r>
       <w:r>
-        <w:t xml:space="preserve">Если </w:t>
+        <w:t>Если</w:t>
+      </w:r>
+      <w:proofErr w:type="gramEnd"/>
+      <w:r>
+        <w:t xml:space="preserve"> </w:t>
       </w:r>
       <w:r>
         <w:rPr>
@@ -1120,11 +1150,6 @@
       </w:r>
     </w:p>
     <w:p>
-      <w:pPr>
-        <w:rPr>
-          <w:lang w:val="en-US"/>
-        </w:rPr>
-      </w:pPr>
       <w:r>
         <w:t xml:space="preserve">Либо </w:t>
       </w:r>
@@ -1132,7 +1157,10 @@
         <w:rPr>
           <w:lang w:val="en-US"/>
         </w:rPr>
-        <w:t xml:space="preserve">A, </w:t>
+        <w:t>A</w:t>
+      </w:r>
+      <w:r>
+        <w:t xml:space="preserve">, </w:t>
       </w:r>
       <w:r>
         <w:t xml:space="preserve">либо </w:t>
@@ -1145,11 +1173,6 @@
       </w:r>
     </w:p>
     <w:p>
-      <w:pPr>
-        <w:rPr>
-          <w:lang w:val="en-US"/>
-        </w:rPr>
-      </w:pPr>
       <w:r>
         <w:t xml:space="preserve">Вывод: </w:t>
       </w:r>
@@ -1161,15 +1184,7 @@
       </w:r>
     </w:p>
     <w:p>
-      <w:pPr>
-        <w:rPr>
-          <w:lang w:val="en-US"/>
-        </w:rPr>
-      </w:pPr>
-      <w:r>
-        <w:rPr>
-          <w:lang w:val="en-US"/>
-        </w:rPr>
+      <w:r>
         <w:br w:type="page"/>
       </w:r>
     </w:p>
@@ -1230,16 +1245,64 @@
       </w:r>
     </w:p>
     <w:p>
-      <w:pPr>
-        <w:rPr>
-          <w:lang w:val="en-US"/>
-        </w:rPr>
-      </w:pPr>
-      <w:r>
-        <w:rPr>
-          <w:lang w:val="en-US"/>
-        </w:rPr>
-        <w:t>S1R1P1 ? S2R2P2 …</w:t>
+      <w:r>
+        <w:rPr>
+          <w:lang w:val="en-US"/>
+        </w:rPr>
+        <w:t>S</w:t>
+      </w:r>
+      <w:r>
+        <w:t>1</w:t>
+      </w:r>
+      <w:r>
+        <w:rPr>
+          <w:lang w:val="en-US"/>
+        </w:rPr>
+        <w:t>R</w:t>
+      </w:r>
+      <w:r>
+        <w:t>1</w:t>
+      </w:r>
+      <w:r>
+        <w:rPr>
+          <w:lang w:val="en-US"/>
+        </w:rPr>
+        <w:t>P</w:t>
+      </w:r>
+      <w:proofErr w:type="gramStart"/>
+      <w:r>
+        <w:t>1 ?</w:t>
+      </w:r>
+      <w:proofErr w:type="gramEnd"/>
+      <w:r>
+        <w:t xml:space="preserve"> </w:t>
+      </w:r>
+      <w:r>
+        <w:rPr>
+          <w:lang w:val="en-US"/>
+        </w:rPr>
+        <w:t>S</w:t>
+      </w:r>
+      <w:r>
+        <w:t>2</w:t>
+      </w:r>
+      <w:r>
+        <w:rPr>
+          <w:lang w:val="en-US"/>
+        </w:rPr>
+        <w:t>R</w:t>
+      </w:r>
+      <w:r>
+        <w:t>2</w:t>
+      </w:r>
+      <w:r>
+        <w:rPr>
+          <w:lang w:val="en-US"/>
+        </w:rPr>
+        <w:t>P</w:t>
+      </w:r>
+      <w:r>
+        <w:t>2 …</w:t>
       </w:r>
     </w:p>
     <w:p>
@@ -1248,6 +1311,7 @@
       </w:r>
     </w:p>
     <w:p>
+      <w:proofErr w:type="gramStart"/>
       <w:r>
         <w:rPr>
           <w:lang w:val="en-US"/>
@@ -1255,7 +1319,11 @@
         <w:t>p</w:t>
       </w:r>
       <w:r>
-        <w:t xml:space="preserve"> ? </w:t>
+        <w:t xml:space="preserve"> ?</w:t>
+      </w:r>
+      <w:proofErr w:type="gramEnd"/>
+      <w:r>
+        <w:t xml:space="preserve"> </w:t>
       </w:r>
       <w:r>
         <w:rPr>
@@ -1293,6 +1361,9 @@
             <m:t>¬</m:t>
           </m:r>
           <m:r>
+            <m:rPr>
+              <m:sty m:val="p"/>
+            </m:rPr>
             <w:rPr>
               <w:rFonts w:ascii="Cambria Math" w:hAnsi="Cambria Math"/>
             </w:rPr>
@@ -1304,15 +1375,12 @@
             <w:rPr>
               <w:rFonts w:ascii="Cambria Math" w:hAnsi="Cambria Math"/>
             </w:rPr>
-            <m:t>∨</m:t>
+            <m:t>∨(Дизъюнкция)</m:t>
           </m:r>
           <m:r>
-            <w:rPr>
-              <w:rFonts w:ascii="Cambria Math" w:hAnsi="Cambria Math"/>
-            </w:rPr>
-            <m:t>(Дизъюнкция)</m:t>
-          </m:r>
-          <m:r>
+            <m:rPr>
+              <m:sty m:val="p"/>
+            </m:rPr>
             <w:rPr>
               <w:rFonts w:ascii="Cambria Math" w:hAnsi="Cambria Math"/>
             </w:rPr>
@@ -1324,21 +1392,12 @@
             <w:rPr>
               <w:rFonts w:ascii="Cambria Math" w:hAnsi="Cambria Math"/>
             </w:rPr>
-            <m:t>&amp;</m:t>
+            <m:t>&amp; (Конъюнкция)</m:t>
           </m:r>
           <m:r>
-            <w:rPr>
-              <w:rFonts w:ascii="Cambria Math" w:hAnsi="Cambria Math"/>
-            </w:rPr>
-            <m:t xml:space="preserve"> (Конъюнкция</m:t>
-          </m:r>
-          <m:r>
-            <w:rPr>
-              <w:rFonts w:ascii="Cambria Math" w:hAnsi="Cambria Math"/>
-            </w:rPr>
-            <m:t>)</m:t>
-          </m:r>
-          <m:r>
+            <m:rPr>
+              <m:sty m:val="p"/>
+            </m:rPr>
             <w:rPr>
               <w:rFonts w:ascii="Cambria Math" w:hAnsi="Cambria Math"/>
             </w:rPr>
@@ -1402,6 +1461,9 @@
             <m:t>(можно ≢)</m:t>
           </m:r>
           <m:r>
+            <m:rPr>
+              <m:sty m:val="p"/>
+            </m:rPr>
             <w:rPr>
               <w:rFonts w:ascii="Cambria Math" w:hAnsi="Cambria Math"/>
             </w:rPr>
@@ -1413,27 +1475,12 @@
             <w:rPr>
               <w:rFonts w:ascii="Cambria Math" w:hAnsi="Cambria Math"/>
             </w:rPr>
-            <m:t>⊃</m:t>
+            <m:t>⊃(Импликация)</m:t>
           </m:r>
           <m:r>
-            <w:rPr>
-              <w:rFonts w:ascii="Cambria Math" w:hAnsi="Cambria Math"/>
-            </w:rPr>
-            <m:t>(</m:t>
-          </m:r>
-          <m:r>
-            <w:rPr>
-              <w:rFonts w:ascii="Cambria Math" w:hAnsi="Cambria Math"/>
-            </w:rPr>
-            <m:t>Импликация</m:t>
-          </m:r>
-          <m:r>
-            <w:rPr>
-              <w:rFonts w:ascii="Cambria Math" w:hAnsi="Cambria Math"/>
-            </w:rPr>
-            <m:t>)</m:t>
-          </m:r>
-          <m:r>
+            <m:rPr>
+              <m:sty m:val="p"/>
+            </m:rPr>
             <w:rPr>
               <w:rFonts w:ascii="Cambria Math" w:hAnsi="Cambria Math"/>
             </w:rPr>
@@ -1445,27 +1492,12 @@
             <w:rPr>
               <w:rFonts w:ascii="Cambria Math" w:hAnsi="Cambria Math"/>
             </w:rPr>
-            <m:t>≡</m:t>
+            <m:t>≡(Эквиваленция)</m:t>
           </m:r>
           <m:r>
-            <w:rPr>
-              <w:rFonts w:ascii="Cambria Math" w:hAnsi="Cambria Math"/>
-            </w:rPr>
-            <m:t>(</m:t>
-          </m:r>
-          <m:r>
-            <w:rPr>
-              <w:rFonts w:ascii="Cambria Math" w:hAnsi="Cambria Math"/>
-            </w:rPr>
-            <m:t>Эквиваленция</m:t>
-          </m:r>
-          <m:r>
-            <w:rPr>
-              <w:rFonts w:ascii="Cambria Math" w:hAnsi="Cambria Math"/>
-            </w:rPr>
-            <m:t>)</m:t>
-          </m:r>
-          <m:r>
+            <m:rPr>
+              <m:sty m:val="p"/>
+            </m:rPr>
             <w:rPr>
               <w:rFonts w:ascii="Cambria Math" w:hAnsi="Cambria Math"/>
             </w:rPr>
@@ -1477,27 +1509,12 @@
             <w:rPr>
               <w:rFonts w:ascii="Cambria Math" w:hAnsi="Cambria Math"/>
             </w:rPr>
-            <m:t>↓</m:t>
+            <m:t>↓(Стрелка Пирса)</m:t>
           </m:r>
           <m:r>
-            <w:rPr>
-              <w:rFonts w:ascii="Cambria Math" w:hAnsi="Cambria Math"/>
-            </w:rPr>
-            <m:t>(</m:t>
-          </m:r>
-          <m:r>
-            <w:rPr>
-              <w:rFonts w:ascii="Cambria Math" w:hAnsi="Cambria Math"/>
-            </w:rPr>
-            <m:t>Стрелка Пирса</m:t>
-          </m:r>
-          <m:r>
-            <w:rPr>
-              <w:rFonts w:ascii="Cambria Math" w:hAnsi="Cambria Math"/>
-            </w:rPr>
-            <m:t>)</m:t>
-          </m:r>
-          <m:r>
+            <m:rPr>
+              <m:sty m:val="p"/>
+            </m:rPr>
             <w:rPr>
               <w:rFonts w:ascii="Cambria Math" w:hAnsi="Cambria Math"/>
             </w:rPr>
@@ -1509,25 +1526,7 @@
             <w:rPr>
               <w:rFonts w:ascii="Cambria Math" w:hAnsi="Cambria Math"/>
             </w:rPr>
-            <m:t>|</m:t>
-          </m:r>
-          <m:r>
-            <w:rPr>
-              <w:rFonts w:ascii="Cambria Math" w:hAnsi="Cambria Math"/>
-            </w:rPr>
-            <m:t xml:space="preserve"> (</m:t>
-          </m:r>
-          <m:r>
-            <w:rPr>
-              <w:rFonts w:ascii="Cambria Math" w:hAnsi="Cambria Math"/>
-            </w:rPr>
-            <m:t>Штрих Шеффер</m:t>
-          </m:r>
-          <m:r>
-            <w:rPr>
-              <w:rFonts w:ascii="Cambria Math" w:hAnsi="Cambria Math"/>
-            </w:rPr>
-            <m:t>а)</m:t>
+            <m:t>| (Штрих Шеффера)</m:t>
           </m:r>
         </m:oMath>
       </m:oMathPara>
@@ -1588,6 +1587,7 @@
         </w:rPr>
         <w:t xml:space="preserve">Пропозициональные переменные: </w:t>
       </w:r>
+      <w:proofErr w:type="gramStart"/>
       <w:r>
         <w:rPr>
           <w:rFonts w:eastAsiaTheme="minorEastAsia"/>
@@ -1608,12 +1608,14 @@
         </w:rPr>
         <w:t>q</w:t>
       </w:r>
+      <w:proofErr w:type="gramEnd"/>
       <w:r>
         <w:rPr>
           <w:rFonts w:eastAsiaTheme="minorEastAsia"/>
         </w:rPr>
         <w:t>,</w:t>
       </w:r>
+      <w:proofErr w:type="gramStart"/>
       <w:r>
         <w:rPr>
           <w:rFonts w:eastAsiaTheme="minorEastAsia"/>
@@ -1633,6 +1635,7 @@
         </w:rPr>
         <w:t>…</w:t>
       </w:r>
+      <w:proofErr w:type="gramEnd"/>
       <w:r>
         <w:rPr>
           <w:rFonts w:eastAsiaTheme="minorEastAsia"/>
@@ -1646,6 +1649,7 @@
         </w:rPr>
         <w:t>p</w:t>
       </w:r>
+      <w:proofErr w:type="gramStart"/>
       <w:r>
         <w:rPr>
           <w:rFonts w:eastAsiaTheme="minorEastAsia"/>
@@ -1671,6 +1675,7 @@
         </w:rPr>
         <w:t>…</w:t>
       </w:r>
+      <w:proofErr w:type="gramEnd"/>
     </w:p>
     <w:p>
       <w:pPr>
@@ -1695,17 +1700,12 @@
         </w:rPr>
         <w:t xml:space="preserve">: </w:t>
       </w:r>
-      <w:r>
-        <w:rPr>
-          <w:rFonts w:eastAsiaTheme="minorEastAsia"/>
-        </w:rPr>
-        <w:t>¬</w:t>
-      </w:r>
-      <w:r>
-        <w:rPr>
-          <w:rFonts w:eastAsiaTheme="minorEastAsia"/>
-        </w:rPr>
-        <w:t>,</w:t>
+      <w:proofErr w:type="gramStart"/>
+      <w:r>
+        <w:rPr>
+          <w:rFonts w:eastAsiaTheme="minorEastAsia"/>
+        </w:rPr>
+        <w:t>¬,</w:t>
       </w:r>
       <w:r>
         <w:rPr>
@@ -1713,6 +1713,7 @@
         </w:rPr>
         <w:t>∨</w:t>
       </w:r>
+      <w:proofErr w:type="gramEnd"/>
       <w:r>
         <w:rPr>
           <w:rFonts w:ascii="Cambria Math" w:eastAsiaTheme="minorEastAsia" w:hAnsi="Cambria Math" w:cs="Cambria Math"/>
@@ -1747,8 +1748,16 @@
         <w:rPr>
           <w:rFonts w:eastAsiaTheme="minorEastAsia"/>
         </w:rPr>
-        <w:t>(, )</w:t>
-      </w:r>
+        <w:t>(</w:t>
+      </w:r>
+      <w:proofErr w:type="gramStart"/>
+      <w:r>
+        <w:rPr>
+          <w:rFonts w:eastAsiaTheme="minorEastAsia"/>
+        </w:rPr>
+        <w:t>, )</w:t>
+      </w:r>
+      <w:proofErr w:type="gramEnd"/>
       <w:r>
         <w:rPr>
           <w:rFonts w:eastAsiaTheme="minorEastAsia"/>
@@ -1767,12 +1776,14 @@
           <w:rFonts w:eastAsiaTheme="minorEastAsia"/>
         </w:rPr>
       </w:pPr>
+      <w:proofErr w:type="spellStart"/>
       <w:r>
         <w:rPr>
           <w:rFonts w:eastAsiaTheme="minorEastAsia"/>
         </w:rPr>
         <w:t>Фсё</w:t>
       </w:r>
+      <w:proofErr w:type="spellEnd"/>
     </w:p>
     <w:p>
       <w:pPr>
@@ -1805,11 +1816,6 @@
           <w:rFonts w:eastAsiaTheme="minorEastAsia"/>
         </w:rPr>
         <w:tab/>
-      </w:r>
-      <w:r>
-        <w:rPr>
-          <w:rFonts w:eastAsiaTheme="minorEastAsia"/>
-        </w:rPr>
         <w:t>¬</w:t>
       </w:r>
       <w:r>
@@ -1825,6 +1831,7 @@
         </w:rPr>
         <w:tab/>
       </w:r>
+      <w:proofErr w:type="spellStart"/>
       <w:r>
         <w:rPr>
           <w:rFonts w:eastAsiaTheme="minorEastAsia"/>
@@ -1832,6 +1839,7 @@
         </w:rPr>
         <w:t>p</w:t>
       </w:r>
+      <w:proofErr w:type="spellEnd"/>
       <w:r>
         <w:rPr>
           <w:rFonts w:eastAsiaTheme="minorEastAsia"/>
@@ -2013,6 +2021,135 @@
           <w:rFonts w:eastAsiaTheme="minorEastAsia"/>
         </w:rPr>
         <w:t>И</w:t>
+      </w:r>
+      <w:r>
+        <w:rPr>
+          <w:rFonts w:eastAsiaTheme="minorEastAsia"/>
+        </w:rPr>
+        <w:tab/>
+      </w:r>
+      <w:proofErr w:type="spellStart"/>
+      <w:r>
+        <w:rPr>
+          <w:rFonts w:eastAsiaTheme="minorEastAsia"/>
+        </w:rPr>
+        <w:t>И</w:t>
+      </w:r>
+      <w:proofErr w:type="spellEnd"/>
+      <w:r>
+        <w:rPr>
+          <w:rFonts w:eastAsiaTheme="minorEastAsia"/>
+        </w:rPr>
+        <w:tab/>
+      </w:r>
+      <w:r>
+        <w:rPr>
+          <w:rFonts w:eastAsiaTheme="minorEastAsia"/>
+        </w:rPr>
+        <w:t>Л</w:t>
+      </w:r>
+      <w:r>
+        <w:rPr>
+          <w:rFonts w:eastAsiaTheme="minorEastAsia"/>
+        </w:rPr>
+        <w:tab/>
+      </w:r>
+      <w:r>
+        <w:rPr>
+          <w:rFonts w:eastAsiaTheme="minorEastAsia"/>
+        </w:rPr>
+        <w:t>И</w:t>
+      </w:r>
+      <w:r>
+        <w:rPr>
+          <w:rFonts w:eastAsiaTheme="minorEastAsia"/>
+        </w:rPr>
+        <w:tab/>
+      </w:r>
+      <w:proofErr w:type="spellStart"/>
+      <w:r>
+        <w:rPr>
+          <w:rFonts w:eastAsiaTheme="minorEastAsia"/>
+        </w:rPr>
+        <w:t>И</w:t>
+      </w:r>
+      <w:proofErr w:type="spellEnd"/>
+      <w:r>
+        <w:rPr>
+          <w:rFonts w:eastAsiaTheme="minorEastAsia"/>
+        </w:rPr>
+        <w:tab/>
+      </w:r>
+      <w:r>
+        <w:rPr>
+          <w:rFonts w:eastAsiaTheme="minorEastAsia"/>
+        </w:rPr>
+        <w:t>Л</w:t>
+      </w:r>
+      <w:r>
+        <w:rPr>
+          <w:rFonts w:eastAsiaTheme="minorEastAsia"/>
+        </w:rPr>
+        <w:tab/>
+      </w:r>
+      <w:proofErr w:type="spellStart"/>
+      <w:r>
+        <w:rPr>
+          <w:rFonts w:eastAsiaTheme="minorEastAsia"/>
+        </w:rPr>
+        <w:t>Л</w:t>
+      </w:r>
+      <w:proofErr w:type="spellEnd"/>
+      <w:r>
+        <w:rPr>
+          <w:rFonts w:eastAsiaTheme="minorEastAsia"/>
+        </w:rPr>
+        <w:tab/>
+      </w:r>
+      <w:r>
+        <w:rPr>
+          <w:rFonts w:eastAsiaTheme="minorEastAsia"/>
+        </w:rPr>
+        <w:t>И</w:t>
+      </w:r>
+      <w:r>
+        <w:rPr>
+          <w:rFonts w:eastAsiaTheme="minorEastAsia"/>
+        </w:rPr>
+        <w:tab/>
+      </w:r>
+      <w:proofErr w:type="spellStart"/>
+      <w:r>
+        <w:rPr>
+          <w:rFonts w:eastAsiaTheme="minorEastAsia"/>
+        </w:rPr>
+        <w:t>И</w:t>
+      </w:r>
+      <w:proofErr w:type="spellEnd"/>
+      <w:r>
+        <w:rPr>
+          <w:rFonts w:eastAsiaTheme="minorEastAsia"/>
+        </w:rPr>
+        <w:tab/>
+      </w:r>
+      <w:r>
+        <w:rPr>
+          <w:rFonts w:eastAsiaTheme="minorEastAsia"/>
+        </w:rPr>
+        <w:t>Л</w:t>
+      </w:r>
+    </w:p>
+    <w:p>
+      <w:pPr>
+        <w:rPr>
+          <w:rFonts w:eastAsiaTheme="minorEastAsia"/>
+        </w:rPr>
+      </w:pPr>
+      <w:r>
+        <w:rPr>
+          <w:rFonts w:eastAsiaTheme="minorEastAsia"/>
+        </w:rPr>
+        <w:t>Л</w:t>
       </w:r>
       <w:r>
         <w:rPr>
@@ -2027,6 +2164,20 @@
         </w:rPr>
         <w:tab/>
       </w:r>
+      <w:proofErr w:type="spellStart"/>
+      <w:r>
+        <w:rPr>
+          <w:rFonts w:eastAsiaTheme="minorEastAsia"/>
+        </w:rPr>
+        <w:t>И</w:t>
+      </w:r>
+      <w:proofErr w:type="spellEnd"/>
+      <w:r>
+        <w:rPr>
+          <w:rFonts w:eastAsiaTheme="minorEastAsia"/>
+        </w:rPr>
+        <w:tab/>
+      </w:r>
       <w:r>
         <w:rPr>
           <w:rFonts w:eastAsiaTheme="minorEastAsia"/>
@@ -2051,140 +2202,14 @@
         </w:rPr>
         <w:tab/>
       </w:r>
+      <w:proofErr w:type="spellStart"/>
       <w:r>
         <w:rPr>
           <w:rFonts w:eastAsiaTheme="minorEastAsia"/>
         </w:rPr>
         <w:t>И</w:t>
       </w:r>
-      <w:r>
-        <w:rPr>
-          <w:rFonts w:eastAsiaTheme="minorEastAsia"/>
-        </w:rPr>
-        <w:tab/>
-      </w:r>
-      <w:r>
-        <w:rPr>
-          <w:rFonts w:eastAsiaTheme="minorEastAsia"/>
-        </w:rPr>
-        <w:t>Л</w:t>
-      </w:r>
-      <w:r>
-        <w:rPr>
-          <w:rFonts w:eastAsiaTheme="minorEastAsia"/>
-        </w:rPr>
-        <w:tab/>
-      </w:r>
-      <w:r>
-        <w:rPr>
-          <w:rFonts w:eastAsiaTheme="minorEastAsia"/>
-        </w:rPr>
-        <w:t>Л</w:t>
-      </w:r>
-      <w:r>
-        <w:rPr>
-          <w:rFonts w:eastAsiaTheme="minorEastAsia"/>
-        </w:rPr>
-        <w:tab/>
-      </w:r>
-      <w:r>
-        <w:rPr>
-          <w:rFonts w:eastAsiaTheme="minorEastAsia"/>
-        </w:rPr>
-        <w:t>И</w:t>
-      </w:r>
-      <w:r>
-        <w:rPr>
-          <w:rFonts w:eastAsiaTheme="minorEastAsia"/>
-        </w:rPr>
-        <w:tab/>
-      </w:r>
-      <w:r>
-        <w:rPr>
-          <w:rFonts w:eastAsiaTheme="minorEastAsia"/>
-        </w:rPr>
-        <w:t>И</w:t>
-      </w:r>
-      <w:r>
-        <w:rPr>
-          <w:rFonts w:eastAsiaTheme="minorEastAsia"/>
-        </w:rPr>
-        <w:tab/>
-      </w:r>
-      <w:r>
-        <w:rPr>
-          <w:rFonts w:eastAsiaTheme="minorEastAsia"/>
-        </w:rPr>
-        <w:t>Л</w:t>
-      </w:r>
-    </w:p>
-    <w:p>
-      <w:pPr>
-        <w:rPr>
-          <w:rFonts w:eastAsiaTheme="minorEastAsia"/>
-        </w:rPr>
-      </w:pPr>
-      <w:r>
-        <w:rPr>
-          <w:rFonts w:eastAsiaTheme="minorEastAsia"/>
-        </w:rPr>
-        <w:t>Л</w:t>
-      </w:r>
-      <w:r>
-        <w:rPr>
-          <w:rFonts w:eastAsiaTheme="minorEastAsia"/>
-        </w:rPr>
-        <w:tab/>
-        <w:t>И</w:t>
-      </w:r>
-      <w:r>
-        <w:rPr>
-          <w:rFonts w:eastAsiaTheme="minorEastAsia"/>
-        </w:rPr>
-        <w:tab/>
-      </w:r>
-      <w:r>
-        <w:rPr>
-          <w:rFonts w:eastAsiaTheme="minorEastAsia"/>
-        </w:rPr>
-        <w:t>И</w:t>
-      </w:r>
-      <w:r>
-        <w:rPr>
-          <w:rFonts w:eastAsiaTheme="minorEastAsia"/>
-        </w:rPr>
-        <w:tab/>
-      </w:r>
-      <w:r>
-        <w:rPr>
-          <w:rFonts w:eastAsiaTheme="minorEastAsia"/>
-        </w:rPr>
-        <w:t>Л</w:t>
-      </w:r>
-      <w:r>
-        <w:rPr>
-          <w:rFonts w:eastAsiaTheme="minorEastAsia"/>
-        </w:rPr>
-        <w:tab/>
-      </w:r>
-      <w:r>
-        <w:rPr>
-          <w:rFonts w:eastAsiaTheme="minorEastAsia"/>
-        </w:rPr>
-        <w:t>И</w:t>
-      </w:r>
-      <w:r>
-        <w:rPr>
-          <w:rFonts w:eastAsiaTheme="minorEastAsia"/>
-        </w:rPr>
-        <w:tab/>
-      </w:r>
-      <w:r>
-        <w:rPr>
-          <w:rFonts w:eastAsiaTheme="minorEastAsia"/>
-        </w:rPr>
-        <w:t>И</w:t>
-      </w:r>
+      <w:proofErr w:type="spellEnd"/>
       <w:r>
         <w:rPr>
           <w:rFonts w:eastAsiaTheme="minorEastAsia"/>
@@ -2259,24 +2284,28 @@
         </w:rPr>
         <w:tab/>
       </w:r>
+      <w:proofErr w:type="spellStart"/>
       <w:r>
         <w:rPr>
           <w:rFonts w:eastAsiaTheme="minorEastAsia"/>
         </w:rPr>
         <w:t>Л</w:t>
       </w:r>
+      <w:proofErr w:type="spellEnd"/>
       <w:r>
         <w:rPr>
           <w:rFonts w:eastAsiaTheme="minorEastAsia"/>
         </w:rPr>
         <w:tab/>
       </w:r>
+      <w:proofErr w:type="spellStart"/>
       <w:r>
         <w:rPr>
           <w:rFonts w:eastAsiaTheme="minorEastAsia"/>
         </w:rPr>
         <w:t>Л</w:t>
       </w:r>
+      <w:proofErr w:type="spellEnd"/>
       <w:r>
         <w:rPr>
           <w:rFonts w:eastAsiaTheme="minorEastAsia"/>
@@ -2295,12 +2324,14 @@
         </w:rPr>
         <w:tab/>
       </w:r>
+      <w:proofErr w:type="spellStart"/>
       <w:r>
         <w:rPr>
           <w:rFonts w:eastAsiaTheme="minorEastAsia"/>
         </w:rPr>
         <w:t>И</w:t>
       </w:r>
+      <w:proofErr w:type="spellEnd"/>
       <w:r>
         <w:rPr>
           <w:rFonts w:eastAsiaTheme="minorEastAsia"/>
@@ -2319,24 +2350,28 @@
         </w:rPr>
         <w:tab/>
       </w:r>
+      <w:proofErr w:type="spellStart"/>
       <w:r>
         <w:rPr>
           <w:rFonts w:eastAsiaTheme="minorEastAsia"/>
         </w:rPr>
         <w:t>Л</w:t>
       </w:r>
+      <w:proofErr w:type="spellEnd"/>
       <w:r>
         <w:rPr>
           <w:rFonts w:eastAsiaTheme="minorEastAsia"/>
         </w:rPr>
         <w:tab/>
       </w:r>
+      <w:proofErr w:type="spellStart"/>
       <w:r>
         <w:rPr>
           <w:rFonts w:eastAsiaTheme="minorEastAsia"/>
         </w:rPr>
         <w:t>Л</w:t>
       </w:r>
+      <w:proofErr w:type="spellEnd"/>
       <w:r>
         <w:rPr>
           <w:rFonts w:eastAsiaTheme="minorEastAsia"/>
@@ -2367,8 +2402,15 @@
           <w:rFonts w:eastAsiaTheme="minorEastAsia"/>
         </w:rPr>
         <w:tab/>
+      </w:r>
+      <w:proofErr w:type="spellStart"/>
+      <w:r>
+        <w:rPr>
+          <w:rFonts w:eastAsiaTheme="minorEastAsia"/>
+        </w:rPr>
         <w:t>Л</w:t>
       </w:r>
+      <w:proofErr w:type="spellEnd"/>
       <w:r>
         <w:rPr>
           <w:rFonts w:eastAsiaTheme="minorEastAsia"/>
@@ -2399,12 +2441,14 @@
         </w:rPr>
         <w:tab/>
       </w:r>
+      <w:proofErr w:type="spellStart"/>
       <w:r>
         <w:rPr>
           <w:rFonts w:eastAsiaTheme="minorEastAsia"/>
         </w:rPr>
         <w:t>Л</w:t>
       </w:r>
+      <w:proofErr w:type="spellEnd"/>
       <w:r>
         <w:rPr>
           <w:rFonts w:eastAsiaTheme="minorEastAsia"/>
@@ -2423,36 +2467,42 @@
         </w:rPr>
         <w:tab/>
       </w:r>
+      <w:proofErr w:type="spellStart"/>
       <w:r>
         <w:rPr>
           <w:rFonts w:eastAsiaTheme="minorEastAsia"/>
         </w:rPr>
         <w:t>И</w:t>
       </w:r>
+      <w:proofErr w:type="spellEnd"/>
       <w:r>
         <w:rPr>
           <w:rFonts w:eastAsiaTheme="minorEastAsia"/>
         </w:rPr>
         <w:tab/>
       </w:r>
+      <w:proofErr w:type="spellStart"/>
       <w:r>
         <w:rPr>
           <w:rFonts w:eastAsiaTheme="minorEastAsia"/>
         </w:rPr>
         <w:t>И</w:t>
       </w:r>
+      <w:proofErr w:type="spellEnd"/>
       <w:r>
         <w:rPr>
           <w:rFonts w:eastAsiaTheme="minorEastAsia"/>
         </w:rPr>
         <w:tab/>
       </w:r>
+      <w:proofErr w:type="spellStart"/>
       <w:r>
         <w:rPr>
           <w:rFonts w:eastAsiaTheme="minorEastAsia"/>
         </w:rPr>
         <w:t>И</w:t>
       </w:r>
+      <w:proofErr w:type="spellEnd"/>
       <w:r>
         <w:rPr>
           <w:rFonts w:eastAsiaTheme="minorEastAsia"/>
@@ -2521,16 +2571,83 @@
       <w:pPr>
         <w:rPr>
           <w:rFonts w:eastAsiaTheme="minorEastAsia"/>
-          <w:lang w:val="en-US"/>
-        </w:rPr>
-      </w:pPr>
-      <w:r>
-        <w:rPr>
-          <w:rFonts w:eastAsiaTheme="minorEastAsia"/>
-          <w:lang w:val="en-US"/>
-        </w:rPr>
-        <w:t>A, B, C,…, A1, A2,…</w:t>
-      </w:r>
+        </w:rPr>
+      </w:pPr>
+      <w:r>
+        <w:rPr>
+          <w:rFonts w:eastAsiaTheme="minorEastAsia"/>
+          <w:lang w:val="en-US"/>
+        </w:rPr>
+        <w:t>A</w:t>
+      </w:r>
+      <w:r>
+        <w:rPr>
+          <w:rFonts w:eastAsiaTheme="minorEastAsia"/>
+        </w:rPr>
+        <w:t xml:space="preserve">, </w:t>
+      </w:r>
+      <w:r>
+        <w:rPr>
+          <w:rFonts w:eastAsiaTheme="minorEastAsia"/>
+          <w:lang w:val="en-US"/>
+        </w:rPr>
+        <w:t>B</w:t>
+      </w:r>
+      <w:r>
+        <w:rPr>
+          <w:rFonts w:eastAsiaTheme="minorEastAsia"/>
+        </w:rPr>
+        <w:t xml:space="preserve">, </w:t>
+      </w:r>
+      <w:proofErr w:type="gramStart"/>
+      <w:r>
+        <w:rPr>
+          <w:rFonts w:eastAsiaTheme="minorEastAsia"/>
+          <w:lang w:val="en-US"/>
+        </w:rPr>
+        <w:t>C</w:t>
+      </w:r>
+      <w:r>
+        <w:rPr>
+          <w:rFonts w:eastAsiaTheme="minorEastAsia"/>
+        </w:rPr>
+        <w:t>,…</w:t>
+      </w:r>
+      <w:proofErr w:type="gramEnd"/>
+      <w:r>
+        <w:rPr>
+          <w:rFonts w:eastAsiaTheme="minorEastAsia"/>
+        </w:rPr>
+        <w:t xml:space="preserve">, </w:t>
+      </w:r>
+      <w:r>
+        <w:rPr>
+          <w:rFonts w:eastAsiaTheme="minorEastAsia"/>
+          <w:lang w:val="en-US"/>
+        </w:rPr>
+        <w:t>A</w:t>
+      </w:r>
+      <w:r>
+        <w:rPr>
+          <w:rFonts w:eastAsiaTheme="minorEastAsia"/>
+        </w:rPr>
+        <w:t xml:space="preserve">1, </w:t>
+      </w:r>
+      <w:r>
+        <w:rPr>
+          <w:rFonts w:eastAsiaTheme="minorEastAsia"/>
+          <w:lang w:val="en-US"/>
+        </w:rPr>
+        <w:t>A</w:t>
+      </w:r>
+      <w:proofErr w:type="gramStart"/>
+      <w:r>
+        <w:rPr>
+          <w:rFonts w:eastAsiaTheme="minorEastAsia"/>
+        </w:rPr>
+        <w:t>2,…</w:t>
+      </w:r>
+      <w:proofErr w:type="gramEnd"/>
     </w:p>
     <w:p>
       <w:pPr>
@@ -2700,6 +2817,7 @@
         </w:rPr>
         <w:t>&amp;</w:t>
       </w:r>
+      <w:proofErr w:type="gramStart"/>
       <w:r>
         <w:rPr>
           <w:rFonts w:eastAsiaTheme="minorEastAsia"/>
@@ -2711,7 +2829,14 @@
         <w:rPr>
           <w:rFonts w:eastAsiaTheme="minorEastAsia"/>
         </w:rPr>
-        <w:t xml:space="preserve">,… - </w:t>
+        <w:t>,…</w:t>
+      </w:r>
+      <w:proofErr w:type="gramEnd"/>
+      <w:r>
+        <w:rPr>
+          <w:rFonts w:eastAsiaTheme="minorEastAsia"/>
+        </w:rPr>
+        <w:t xml:space="preserve"> - </w:t>
       </w:r>
       <w:r>
         <w:rPr>
@@ -2743,31 +2868,53 @@
           <w:rFonts w:eastAsiaTheme="minorEastAsia"/>
         </w:rPr>
       </w:pPr>
+      <w:proofErr w:type="spellStart"/>
       <w:r>
         <w:rPr>
           <w:rFonts w:eastAsiaTheme="minorEastAsia"/>
         </w:rPr>
         <w:lastRenderedPageBreak/>
-        <w:t>Фсё. Ни что иное не является выражением логики высказываний.</w:t>
-      </w:r>
-    </w:p>
-    <w:p>
-      <w:pPr>
-        <w:rPr>
-          <w:rFonts w:eastAsiaTheme="minorEastAsia"/>
-        </w:rPr>
-      </w:pPr>
-      <w:r>
-        <w:rPr>
-          <w:rFonts w:eastAsiaTheme="minorEastAsia"/>
-        </w:rPr>
-        <w:t>не ставим скобки перед отрицанием, когда все выражение охватывается…</w:t>
-      </w:r>
-      <w:r>
-        <w:rPr>
-          <w:rFonts w:eastAsiaTheme="minorEastAsia"/>
-        </w:rPr>
-        <w:t>(еще что-то)</w:t>
+        <w:t>Фсё</w:t>
+      </w:r>
+      <w:proofErr w:type="spellEnd"/>
+      <w:r>
+        <w:rPr>
+          <w:rFonts w:eastAsiaTheme="minorEastAsia"/>
+        </w:rPr>
+        <w:t>. Ни что иное не является выражением логики высказываний.</w:t>
+      </w:r>
+    </w:p>
+    <w:p>
+      <w:pPr>
+        <w:rPr>
+          <w:rFonts w:eastAsiaTheme="minorEastAsia"/>
+        </w:rPr>
+      </w:pPr>
+      <w:r>
+        <w:rPr>
+          <w:rFonts w:eastAsiaTheme="minorEastAsia"/>
+        </w:rPr>
+        <w:t>не ставим скобки перед отрицанием, когда все выражение охватывается</w:t>
+      </w:r>
+      <w:proofErr w:type="gramStart"/>
+      <w:r>
+        <w:rPr>
+          <w:rFonts w:eastAsiaTheme="minorEastAsia"/>
+        </w:rPr>
+        <w:t>…</w:t>
+      </w:r>
+      <w:r>
+        <w:rPr>
+          <w:rFonts w:eastAsiaTheme="minorEastAsia"/>
+        </w:rPr>
+        <w:t>(</w:t>
+      </w:r>
+      <w:proofErr w:type="gramEnd"/>
+      <w:r>
+        <w:rPr>
+          <w:rFonts w:eastAsiaTheme="minorEastAsia"/>
+        </w:rPr>
+        <w:t>еще что-то)</w:t>
       </w:r>
       <w:r>
         <w:rPr>
@@ -2828,23 +2975,31 @@
           <w:rFonts w:eastAsiaTheme="minorEastAsia" w:cs="Times New Roman"/>
         </w:rPr>
       </w:pPr>
+      <w:proofErr w:type="spellStart"/>
       <w:r>
         <w:rPr>
           <w:rFonts w:eastAsiaTheme="minorEastAsia" w:cs="Times New Roman"/>
         </w:rPr>
-        <w:t>подформулы…</w:t>
-      </w:r>
-    </w:p>
-    <w:p>
-      <w:pPr>
+        <w:t>подформулы</w:t>
+      </w:r>
+      <w:proofErr w:type="spellEnd"/>
+      <w:r>
         <w:rPr>
           <w:rFonts w:eastAsiaTheme="minorEastAsia" w:cs="Times New Roman"/>
         </w:rPr>
-      </w:pPr>
-      <w:r>
+        <w:t>…</w:t>
+      </w:r>
+    </w:p>
+    <w:p>
+      <w:pPr>
         <w:rPr>
           <w:rFonts w:eastAsiaTheme="minorEastAsia" w:cs="Times New Roman"/>
         </w:rPr>
+      </w:pPr>
+      <w:r>
+        <w:rPr>
+          <w:rFonts w:eastAsiaTheme="minorEastAsia" w:cs="Times New Roman"/>
+        </w:rPr>
         <w:t>пример:</w:t>
       </w:r>
     </w:p>
@@ -2879,6 +3034,7 @@
         </w:rPr>
         <w:t>&amp;</w:t>
       </w:r>
+      <w:proofErr w:type="gramStart"/>
       <w:r>
         <w:rPr>
           <w:rFonts w:eastAsiaTheme="minorEastAsia"/>
@@ -2898,6 +3054,7 @@
         </w:rPr>
         <w:t>⊃</w:t>
       </w:r>
+      <w:proofErr w:type="gramEnd"/>
       <w:r>
         <w:rPr>
           <w:rFonts w:ascii="Cambria Math" w:eastAsiaTheme="minorEastAsia" w:hAnsi="Cambria Math" w:cs="Cambria Math"/>
@@ -3007,11 +3164,19 @@
         </w:rPr>
         <w:t xml:space="preserve"> </w:t>
       </w:r>
-      <w:r>
-        <w:rPr>
-          <w:rFonts w:eastAsiaTheme="minorEastAsia"/>
-        </w:rPr>
-        <w:t>подформулы второго порядка</w:t>
+      <w:proofErr w:type="spellStart"/>
+      <w:r>
+        <w:rPr>
+          <w:rFonts w:eastAsiaTheme="minorEastAsia"/>
+        </w:rPr>
+        <w:t>подформулы</w:t>
+      </w:r>
+      <w:proofErr w:type="spellEnd"/>
+      <w:r>
+        <w:rPr>
+          <w:rFonts w:eastAsiaTheme="minorEastAsia"/>
+        </w:rPr>
+        <w:t xml:space="preserve"> второго порядка</w:t>
       </w:r>
     </w:p>
     <w:p>
@@ -3031,7 +3196,21 @@
         <w:rPr>
           <w:rFonts w:eastAsiaTheme="minorEastAsia"/>
         </w:rPr>
-        <w:t xml:space="preserve"> – подформула третьего порядка</w:t>
+        <w:t xml:space="preserve"> – </w:t>
+      </w:r>
+      <w:proofErr w:type="spellStart"/>
+      <w:r>
+        <w:rPr>
+          <w:rFonts w:eastAsiaTheme="minorEastAsia"/>
+        </w:rPr>
+        <w:t>подформула</w:t>
+      </w:r>
+      <w:proofErr w:type="spellEnd"/>
+      <w:r>
+        <w:rPr>
+          <w:rFonts w:eastAsiaTheme="minorEastAsia"/>
+        </w:rPr>
+        <w:t xml:space="preserve"> третьего порядка</w:t>
       </w:r>
     </w:p>
     <w:p>
@@ -3226,12 +3405,26 @@
         <w:rPr>
           <w:rFonts w:eastAsiaTheme="minorEastAsia" w:cs="Times New Roman"/>
         </w:rPr>
-        <w:t xml:space="preserve"> (подформулы должны быть такие, которые будут охватывать все ценное (за вычетом я, шел, думал), но при этом не слишком большую</w:t>
-      </w:r>
+        <w:t xml:space="preserve"> (</w:t>
+      </w:r>
+      <w:proofErr w:type="spellStart"/>
       <w:r>
         <w:rPr>
           <w:rFonts w:eastAsiaTheme="minorEastAsia" w:cs="Times New Roman"/>
         </w:rPr>
+        <w:t>подформулы</w:t>
+      </w:r>
+      <w:proofErr w:type="spellEnd"/>
+      <w:r>
+        <w:rPr>
+          <w:rFonts w:eastAsiaTheme="minorEastAsia" w:cs="Times New Roman"/>
+        </w:rPr>
+        <w:t xml:space="preserve"> должны быть такие, которые будут охватывать все ценное (за вычетом я, шел, думал), но при этом не слишком большую</w:t>
+      </w:r>
+      <w:r>
+        <w:rPr>
+          <w:rFonts w:eastAsiaTheme="minorEastAsia" w:cs="Times New Roman"/>
+        </w:rPr>
         <w:t>.</w:t>
       </w:r>
       <w:r>
@@ -3263,21 +3456,43 @@
         <w:rPr>
           <w:rFonts w:eastAsiaTheme="minorEastAsia" w:cs="Times New Roman"/>
         </w:rPr>
-        <w:t xml:space="preserve"> переменных должно быть как можно меньше, но не меньше чем нужно.</w:t>
-      </w:r>
-    </w:p>
-    <w:p>
-      <w:pPr>
+        <w:t xml:space="preserve"> переменных должно быть как можно меньше, но не </w:t>
+      </w:r>
+      <w:proofErr w:type="gramStart"/>
+      <w:r>
         <w:rPr>
           <w:rFonts w:eastAsiaTheme="minorEastAsia" w:cs="Times New Roman"/>
         </w:rPr>
-      </w:pPr>
+        <w:t>меньше</w:t>
+      </w:r>
+      <w:proofErr w:type="gramEnd"/>
       <w:r>
         <w:rPr>
           <w:rFonts w:eastAsiaTheme="minorEastAsia" w:cs="Times New Roman"/>
         </w:rPr>
+        <w:t xml:space="preserve"> чем нужно.</w:t>
+      </w:r>
+    </w:p>
+    <w:p>
+      <w:pPr>
+        <w:rPr>
+          <w:rFonts w:eastAsiaTheme="minorEastAsia" w:cs="Times New Roman"/>
+        </w:rPr>
+      </w:pPr>
+      <w:r>
+        <w:rPr>
+          <w:rFonts w:eastAsiaTheme="minorEastAsia" w:cs="Times New Roman"/>
+        </w:rPr>
         <w:t>Семантические сети…</w:t>
       </w:r>
+    </w:p>
+    <w:p>
+      <w:pPr>
+        <w:rPr>
+          <w:rFonts w:eastAsiaTheme="minorEastAsia" w:cs="Times New Roman"/>
+          <w:lang w:val="en-US"/>
+        </w:rPr>
+      </w:pPr>
     </w:p>
     <w:sectPr>
       <w:pgSz w:w="11906" w:h="16838"/>
@@ -3970,7 +4185,7 @@
   <w:style w:type="paragraph" w:default="1" w:styleId="a">
     <w:name w:val="Normal"/>
     <w:qFormat/>
-    <w:rsid w:val="00321FAF"/>
+    <w:rsid w:val="00DD78A8"/>
   </w:style>
   <w:style w:type="paragraph" w:styleId="1">
     <w:name w:val="heading 1"/>

--- a/_Studying(5th_sem)/MathLogicAndAlghorithmsTheory/17.11.2025.docx
+++ b/_Studying(5th_sem)/MathLogicAndAlghorithmsTheory/17.11.2025.docx
@@ -3352,13 +3352,25 @@
     </w:p>
     <w:p>
       <w:pPr>
-        <w:rPr>
-          <w:rFonts w:eastAsiaTheme="minorEastAsia" w:cs="Times New Roman"/>
-        </w:rPr>
-      </w:pPr>
-    </w:p>
-    <w:p>
-      <w:pPr>
+        <w:jc w:val="both"/>
+        <w:rPr>
+          <w:rFonts w:eastAsiaTheme="minorEastAsia" w:cs="Times New Roman"/>
+          <w:b/>
+          <w:bCs/>
+        </w:rPr>
+      </w:pPr>
+      <w:r>
+        <w:rPr>
+          <w:rFonts w:eastAsiaTheme="minorEastAsia" w:cs="Times New Roman"/>
+          <w:b/>
+          <w:bCs/>
+        </w:rPr>
+        <w:t>сама работа:</w:t>
+      </w:r>
+    </w:p>
+    <w:p>
+      <w:pPr>
+        <w:jc w:val="both"/>
         <w:rPr>
           <w:rFonts w:eastAsiaTheme="minorEastAsia" w:cs="Times New Roman"/>
         </w:rPr>
@@ -3372,6 +3384,7 @@
     </w:p>
     <w:p>
       <w:pPr>
+        <w:jc w:val="both"/>
         <w:rPr>
           <w:rFonts w:eastAsiaTheme="minorEastAsia" w:cs="Times New Roman"/>
         </w:rPr>
@@ -3391,6 +3404,7 @@
     </w:p>
     <w:p>
       <w:pPr>
+        <w:jc w:val="both"/>
         <w:rPr>
           <w:rFonts w:eastAsiaTheme="minorEastAsia" w:cs="Times New Roman"/>
         </w:rPr>
@@ -3458,20 +3472,26 @@
         </w:rPr>
         <w:t xml:space="preserve"> переменных должно быть как можно меньше, но не </w:t>
       </w:r>
-      <w:proofErr w:type="gramStart"/>
-      <w:r>
-        <w:rPr>
-          <w:rFonts w:eastAsiaTheme="minorEastAsia" w:cs="Times New Roman"/>
-        </w:rPr>
-        <w:t>меньше</w:t>
-      </w:r>
-      <w:proofErr w:type="gramEnd"/>
+      <w:r>
+        <w:rPr>
+          <w:rFonts w:eastAsiaTheme="minorEastAsia" w:cs="Times New Roman"/>
+        </w:rPr>
+        <w:t>меньше,</w:t>
+      </w:r>
       <w:r>
         <w:rPr>
           <w:rFonts w:eastAsiaTheme="minorEastAsia" w:cs="Times New Roman"/>
         </w:rPr>
         <w:t xml:space="preserve"> чем нужно.</w:t>
       </w:r>
+    </w:p>
+    <w:p>
+      <w:pPr>
+        <w:rPr>
+          <w:rFonts w:eastAsiaTheme="minorEastAsia" w:cs="Times New Roman"/>
+          <w:lang w:val="en-US"/>
+        </w:rPr>
+      </w:pPr>
     </w:p>
     <w:p>
       <w:pPr>
@@ -4389,6 +4409,7 @@
   <w:style w:type="character" w:default="1" w:styleId="a0">
     <w:name w:val="Default Paragraph Font"/>
     <w:uiPriority w:val="1"/>
+    <w:semiHidden/>
     <w:unhideWhenUsed/>
   </w:style>
   <w:style w:type="table" w:default="1" w:styleId="a1">
